--- a/Documento1.docx
+++ b/Documento1.docx
@@ -42,6 +42,23 @@
           <w:lang w:val="es-ES"/>
         </w:rPr>
         <w:t xml:space="preserve">Soy originario de Jinotega </w:t>
+      </w:r>
+    </w:p>
+    <w:p>
+      <w:pPr>
+        <w:rPr>
+          <w:sz w:val="36"/>
+          <w:szCs w:val="36"/>
+          <w:lang w:val="es-ES"/>
+        </w:rPr>
+      </w:pPr>
+      <w:r>
+        <w:rPr>
+          <w:sz w:val="36"/>
+          <w:szCs w:val="36"/>
+          <w:lang w:val="es-ES"/>
+        </w:rPr>
+        <w:t>Hola Brittany, soy Hady</w:t>
       </w:r>
     </w:p>
     <w:sectPr>

--- a/Documento1.docx
+++ b/Documento1.docx
@@ -17,6 +17,31 @@
           <w:lang w:val="es-ES"/>
         </w:rPr>
         <w:t>Hola mi nombre es Brittany</w:t>
+      </w:r>
+      <w:r>
+        <w:rPr>
+          <w:sz w:val="36"/>
+          <w:szCs w:val="36"/>
+          <w:lang w:val="es-ES"/>
+        </w:rPr>
+        <w:t xml:space="preserve"> </w:t>
+      </w:r>
+    </w:p>
+    <w:p>
+      <w:pPr>
+        <w:rPr>
+          <w:sz w:val="36"/>
+          <w:szCs w:val="36"/>
+          <w:lang w:val="es-ES"/>
+        </w:rPr>
+      </w:pPr>
+      <w:r>
+        <w:rPr>
+          <w:sz w:val="36"/>
+          <w:szCs w:val="36"/>
+          <w:lang w:val="es-ES"/>
+        </w:rPr>
+        <w:t xml:space="preserve">Soy originario de Jinotega </w:t>
       </w:r>
     </w:p>
     <w:sectPr>
